--- a/docs/D2_Interaction_Design_and_Prototype/Deliverable2_Interaction_Design_and_Interactive_Prototype.docx
+++ b/docs/D2_Interaction_Design_and_Prototype/Deliverable2_Interaction_Design_and_Interactive_Prototype.docx
@@ -2,7 +2,7 @@
 <file path=word/document.xml><?xml version="1.0" encoding="utf-8"?>
 <w:document xmlns:w="http://schemas.openxmlformats.org/wordprocessingml/2006/main" xmlns:m="http://schemas.openxmlformats.org/officeDocument/2006/math" xmlns:r="http://schemas.openxmlformats.org/officeDocument/2006/relationships" xmlns:o="urn:schemas-microsoft-com:office:office" xmlns:v="urn:schemas-microsoft-com:vml" xmlns:w10="urn:schemas-microsoft-com:office:word" xmlns:a="http://schemas.openxmlformats.org/drawingml/2006/main" xmlns:pic="http://schemas.openxmlformats.org/drawingml/2006/picture" xmlns:wp="http://schemas.openxmlformats.org/drawingml/2006/wordprocessingDrawing">
   <w:body>
-    <w:bookmarkStart w:id="56" w:name="X561f73da6757bd73d9507fae3554ee9195d6706"/>
+    <w:bookmarkStart w:id="57" w:name="X561f73da6757bd73d9507fae3554ee9195d6706"/>
     <w:p>
       <w:pPr>
         <w:pStyle w:val="Heading1"/>
@@ -3453,7 +3453,7 @@
     </w:p>
     <w:bookmarkEnd w:id="49"/>
     <w:bookmarkEnd w:id="50"/>
-    <w:bookmarkStart w:id="51" w:name="track-a-minimum-standards-iii"/>
+    <w:bookmarkStart w:id="52" w:name="track-a-minimum-standards-iii"/>
     <w:p>
       <w:pPr>
         <w:pStyle w:val="Heading2"/>
@@ -3808,6 +3808,673 @@
         </w:tc>
       </w:tr>
     </w:tbl>
+    <w:bookmarkStart w:id="51" w:name="X1849d6a8378e0b3c64c61bd684f7b75c40f431f"/>
+    <w:p>
+      <w:pPr>
+        <w:pStyle w:val="Heading3"/>
+      </w:pPr>
+      <w:r>
+        <w:t xml:space="preserve">5.1 Capability Boundaries in the Written Report / </w:t>
+      </w:r>
+      <w:r>
+        <w:rPr>
+          <w:rFonts w:hint="eastAsia"/>
+        </w:rPr>
+        <w:t xml:space="preserve">书面报告中的系统能力边界</w:t>
+      </w:r>
+    </w:p>
+    <w:p>
+      <w:pPr>
+        <w:pStyle w:val="FirstParagraph"/>
+      </w:pPr>
+      <w:r>
+        <w:t xml:space="preserve">To satisfy the Track A requirement that the team</w:t>
+      </w:r>
+      <w:r>
+        <w:t xml:space="preserve"> </w:t>
+      </w:r>
+      <w:r>
+        <w:rPr>
+          <w:b/>
+          <w:bCs/>
+        </w:rPr>
+        <w:t xml:space="preserve">clearly define the intelligent system’s capability boundaries</w:t>
+      </w:r>
+      <w:r>
+        <w:t xml:space="preserve">, this report states the same boundary information in the written deliverable, rather than relying only on the explanatory tabs of the HTML prototype. The interactive prototype is mainly used to demonstrate the core task workflow; therefore, the written report must also remain self-contained and assessable.</w:t>
+      </w:r>
+    </w:p>
+    <w:p>
+      <w:pPr>
+        <w:pStyle w:val="BodyText"/>
+      </w:pPr>
+      <w:r>
+        <w:rPr>
+          <w:rFonts w:hint="eastAsia"/>
+        </w:rPr>
+        <w:t xml:space="preserve">为满足</w:t>
+      </w:r>
+      <w:r>
+        <w:t xml:space="preserve"> Track A </w:t>
+      </w:r>
+      <w:r>
+        <w:rPr>
+          <w:rFonts w:hint="eastAsia"/>
+        </w:rPr>
+        <w:t xml:space="preserve">对“明确界定智能系统能力边界”的要求，本报告将系统能力边界直接写入书面交付物，而不是仅依赖</w:t>
+      </w:r>
+      <w:r>
+        <w:t xml:space="preserve"> HTML </w:t>
+      </w:r>
+      <w:r>
+        <w:rPr>
+          <w:rFonts w:hint="eastAsia"/>
+        </w:rPr>
+        <w:t xml:space="preserve">原型中的说明性标签页。由于原型主要用于展示核心任务流程，书面报告本身也必须具备完整的评审信息。</w:t>
+      </w:r>
+    </w:p>
+    <w:tbl>
+      <w:tblPr>
+        <w:tblStyle w:val="Table"/>
+        <w:tblW w:type="pct" w:w="5000"/>
+        <w:tblLayout w:type="fixed"/>
+        <w:tblLook w:firstRow="1" w:lastRow="0" w:firstColumn="0" w:lastColumn="0" w:noHBand="0" w:noVBand="0" w:val="0020"/>
+      </w:tblPr>
+      <w:tblGrid>
+        <w:gridCol w:w="2782"/>
+        <w:gridCol w:w="2782"/>
+        <w:gridCol w:w="2354"/>
+      </w:tblGrid>
+      <w:tr>
+        <w:trPr>
+          <w:tblHeader w:val="on"/>
+        </w:trPr>
+        <w:tc>
+          <w:tcPr/>
+          <w:p>
+            <w:pPr>
+              <w:pStyle w:val="Compact"/>
+            </w:pPr>
+            <w:r>
+              <w:t xml:space="preserve">Boundary type / </w:t>
+            </w:r>
+            <w:r>
+              <w:rPr>
+                <w:rFonts w:hint="eastAsia"/>
+              </w:rPr>
+              <w:t xml:space="preserve">边界类型</w:t>
+            </w:r>
+          </w:p>
+        </w:tc>
+        <w:tc>
+          <w:tcPr/>
+          <w:p>
+            <w:pPr>
+              <w:pStyle w:val="Compact"/>
+            </w:pPr>
+            <w:r>
+              <w:t xml:space="preserve">Statement / </w:t>
+            </w:r>
+            <w:r>
+              <w:rPr>
+                <w:rFonts w:hint="eastAsia"/>
+              </w:rPr>
+              <w:t xml:space="preserve">能力边界说明</w:t>
+            </w:r>
+          </w:p>
+        </w:tc>
+        <w:tc>
+          <w:tcPr/>
+          <w:p>
+            <w:pPr>
+              <w:pStyle w:val="Compact"/>
+            </w:pPr>
+            <w:r>
+              <w:t xml:space="preserve">Rationale / </w:t>
+            </w:r>
+            <w:r>
+              <w:rPr>
+                <w:rFonts w:hint="eastAsia"/>
+              </w:rPr>
+              <w:t xml:space="preserve">设计理由</w:t>
+            </w:r>
+          </w:p>
+        </w:tc>
+      </w:tr>
+      <w:tr>
+        <w:tc>
+          <w:tcPr/>
+          <w:p>
+            <w:pPr>
+              <w:pStyle w:val="Compact"/>
+            </w:pPr>
+            <w:r>
+              <w:rPr>
+                <w:b/>
+                <w:bCs/>
+              </w:rPr>
+              <w:t xml:space="preserve">Can / </w:t>
+            </w:r>
+            <w:r>
+              <w:rPr>
+                <w:rFonts w:hint="eastAsia"/>
+                <w:b/>
+                <w:bCs/>
+              </w:rPr>
+              <w:t xml:space="preserve">能做</w:t>
+            </w:r>
+          </w:p>
+        </w:tc>
+        <w:tc>
+          <w:tcPr/>
+          <w:p>
+            <w:pPr>
+              <w:pStyle w:val="Compact"/>
+            </w:pPr>
+            <w:r>
+              <w:t xml:space="preserve">The system can evaluate answer</w:t>
+            </w:r>
+            <w:r>
+              <w:t xml:space="preserve"> </w:t>
+            </w:r>
+            <w:r>
+              <w:rPr>
+                <w:b/>
+                <w:bCs/>
+              </w:rPr>
+              <w:t xml:space="preserve">structure</w:t>
+            </w:r>
+            <w:r>
+              <w:t xml:space="preserve">,</w:t>
+            </w:r>
+            <w:r>
+              <w:t xml:space="preserve"> </w:t>
+            </w:r>
+            <w:r>
+              <w:rPr>
+                <w:b/>
+                <w:bCs/>
+              </w:rPr>
+              <w:t xml:space="preserve">logical flow</w:t>
+            </w:r>
+            <w:r>
+              <w:t xml:space="preserve">,</w:t>
+            </w:r>
+            <w:r>
+              <w:t xml:space="preserve"> </w:t>
+            </w:r>
+            <w:r>
+              <w:rPr>
+                <w:b/>
+                <w:bCs/>
+              </w:rPr>
+              <w:t xml:space="preserve">expression clarity</w:t>
+            </w:r>
+            <w:r>
+              <w:t xml:space="preserve">, and</w:t>
+            </w:r>
+            <w:r>
+              <w:t xml:space="preserve"> </w:t>
+            </w:r>
+            <w:r>
+              <w:rPr>
+                <w:b/>
+                <w:bCs/>
+              </w:rPr>
+              <w:t xml:space="preserve">STAR framework usage</w:t>
+            </w:r>
+            <w:r>
+              <w:t xml:space="preserve">.</w:t>
+            </w:r>
+            <w:r>
+              <w:rPr>
+                <w:rFonts w:hint="eastAsia"/>
+              </w:rPr>
+              <w:t xml:space="preserve">系统可以评估回答的</w:t>
+            </w:r>
+            <w:r>
+              <w:rPr>
+                <w:rFonts w:hint="eastAsia"/>
+                <w:b/>
+                <w:bCs/>
+              </w:rPr>
+              <w:t xml:space="preserve">结构</w:t>
+            </w:r>
+            <w:r>
+              <w:t xml:space="preserve">、</w:t>
+            </w:r>
+            <w:r>
+              <w:rPr>
+                <w:rFonts w:hint="eastAsia"/>
+                <w:b/>
+                <w:bCs/>
+              </w:rPr>
+              <w:t xml:space="preserve">逻辑流程</w:t>
+            </w:r>
+            <w:r>
+              <w:t xml:space="preserve">、</w:t>
+            </w:r>
+            <w:r>
+              <w:rPr>
+                <w:rFonts w:hint="eastAsia"/>
+                <w:b/>
+                <w:bCs/>
+              </w:rPr>
+              <w:t xml:space="preserve">表达清晰度</w:t>
+            </w:r>
+            <w:r>
+              <w:rPr>
+                <w:rFonts w:hint="eastAsia"/>
+              </w:rPr>
+              <w:t xml:space="preserve">以及</w:t>
+            </w:r>
+            <w:r>
+              <w:t xml:space="preserve"> </w:t>
+            </w:r>
+            <w:r>
+              <w:rPr>
+                <w:b/>
+                <w:bCs/>
+              </w:rPr>
+              <w:t xml:space="preserve">STAR </w:t>
+            </w:r>
+            <w:r>
+              <w:rPr>
+                <w:rFonts w:hint="eastAsia"/>
+                <w:b/>
+                <w:bCs/>
+              </w:rPr>
+              <w:t xml:space="preserve">框架使用情况</w:t>
+            </w:r>
+            <w:r>
+              <w:t xml:space="preserve">。</w:t>
+            </w:r>
+          </w:p>
+        </w:tc>
+        <w:tc>
+          <w:tcPr/>
+          <w:p>
+            <w:pPr>
+              <w:pStyle w:val="Compact"/>
+            </w:pPr>
+            <w:r>
+              <w:t xml:space="preserve">These are observable communication qualities that directly support the D1 interview-preparation task.</w:t>
+            </w:r>
+            <w:r>
+              <w:rPr>
+                <w:rFonts w:hint="eastAsia"/>
+              </w:rPr>
+              <w:t xml:space="preserve">这些属于可观察的表达质量，直接服务于</w:t>
+            </w:r>
+            <w:r>
+              <w:t xml:space="preserve"> D1 </w:t>
+            </w:r>
+            <w:r>
+              <w:rPr>
+                <w:rFonts w:hint="eastAsia"/>
+              </w:rPr>
+              <w:t xml:space="preserve">中定义的面试准备任务。</w:t>
+            </w:r>
+          </w:p>
+        </w:tc>
+      </w:tr>
+      <w:tr>
+        <w:tc>
+          <w:tcPr/>
+          <w:p>
+            <w:pPr>
+              <w:pStyle w:val="Compact"/>
+            </w:pPr>
+            <w:r>
+              <w:rPr>
+                <w:b/>
+                <w:bCs/>
+              </w:rPr>
+              <w:t xml:space="preserve">Can / </w:t>
+            </w:r>
+            <w:r>
+              <w:rPr>
+                <w:rFonts w:hint="eastAsia"/>
+                <w:b/>
+                <w:bCs/>
+              </w:rPr>
+              <w:t xml:space="preserve">能做</w:t>
+            </w:r>
+          </w:p>
+        </w:tc>
+        <w:tc>
+          <w:tcPr/>
+          <w:p>
+            <w:pPr>
+              <w:pStyle w:val="Compact"/>
+            </w:pPr>
+            <w:r>
+              <w:t xml:space="preserve">The system can generate</w:t>
+            </w:r>
+            <w:r>
+              <w:t xml:space="preserve"> </w:t>
+            </w:r>
+            <w:r>
+              <w:rPr>
+                <w:b/>
+                <w:bCs/>
+              </w:rPr>
+              <w:t xml:space="preserve">role-relevant interview questions</w:t>
+            </w:r>
+            <w:r>
+              <w:t xml:space="preserve"> </w:t>
+            </w:r>
+            <w:r>
+              <w:t xml:space="preserve">based on job-description keywords and resume context.</w:t>
+            </w:r>
+            <w:r>
+              <w:rPr>
+                <w:rFonts w:hint="eastAsia"/>
+              </w:rPr>
+              <w:t xml:space="preserve">系统可以基于职位描述关键词和简历上下文生成</w:t>
+            </w:r>
+            <w:r>
+              <w:rPr>
+                <w:rFonts w:hint="eastAsia"/>
+                <w:b/>
+                <w:bCs/>
+              </w:rPr>
+              <w:t xml:space="preserve">与岗位相关的面试问题</w:t>
+            </w:r>
+            <w:r>
+              <w:t xml:space="preserve">。</w:t>
+            </w:r>
+          </w:p>
+        </w:tc>
+        <w:tc>
+          <w:tcPr/>
+          <w:p>
+            <w:pPr>
+              <w:pStyle w:val="Compact"/>
+            </w:pPr>
+            <w:r>
+              <w:t xml:space="preserve">This supports personalised practice while staying within the information provided by the user.</w:t>
+            </w:r>
+            <w:r>
+              <w:rPr>
+                <w:rFonts w:hint="eastAsia"/>
+              </w:rPr>
+              <w:t xml:space="preserve">这可以支持个性化练习，同时不超出用户提供的信息范围。</w:t>
+            </w:r>
+          </w:p>
+        </w:tc>
+      </w:tr>
+      <w:tr>
+        <w:tc>
+          <w:tcPr/>
+          <w:p>
+            <w:pPr>
+              <w:pStyle w:val="Compact"/>
+            </w:pPr>
+            <w:r>
+              <w:rPr>
+                <w:b/>
+                <w:bCs/>
+              </w:rPr>
+              <w:t xml:space="preserve">Cannot / </w:t>
+            </w:r>
+            <w:r>
+              <w:rPr>
+                <w:rFonts w:hint="eastAsia"/>
+                <w:b/>
+                <w:bCs/>
+              </w:rPr>
+              <w:t xml:space="preserve">不能做</w:t>
+            </w:r>
+          </w:p>
+        </w:tc>
+        <w:tc>
+          <w:tcPr/>
+          <w:p>
+            <w:pPr>
+              <w:pStyle w:val="Compact"/>
+            </w:pPr>
+            <w:r>
+              <w:t xml:space="preserve">The system cannot judge</w:t>
+            </w:r>
+            <w:r>
+              <w:t xml:space="preserve"> </w:t>
+            </w:r>
+            <w:r>
+              <w:rPr>
+                <w:b/>
+                <w:bCs/>
+              </w:rPr>
+              <w:t xml:space="preserve">industry-specific technical depth</w:t>
+            </w:r>
+            <w:r>
+              <w:t xml:space="preserve"> </w:t>
+            </w:r>
+            <w:r>
+              <w:t xml:space="preserve">or verify domain expertise.</w:t>
+            </w:r>
+            <w:r>
+              <w:rPr>
+                <w:rFonts w:hint="eastAsia"/>
+              </w:rPr>
+              <w:t xml:space="preserve">系统不能判断</w:t>
+            </w:r>
+            <w:r>
+              <w:rPr>
+                <w:rFonts w:hint="eastAsia"/>
+                <w:b/>
+                <w:bCs/>
+              </w:rPr>
+              <w:t xml:space="preserve">行业特定技术深度</w:t>
+            </w:r>
+            <w:r>
+              <w:rPr>
+                <w:rFonts w:hint="eastAsia"/>
+              </w:rPr>
+              <w:t xml:space="preserve">，也不能验证用户的领域专业能力。</w:t>
+            </w:r>
+          </w:p>
+        </w:tc>
+        <w:tc>
+          <w:tcPr/>
+          <w:p>
+            <w:pPr>
+              <w:pStyle w:val="Compact"/>
+            </w:pPr>
+            <w:r>
+              <w:t xml:space="preserve">Such judgement requires expert human assessment and may depend on company-specific standards.</w:t>
+            </w:r>
+            <w:r>
+              <w:rPr>
+                <w:rFonts w:hint="eastAsia"/>
+              </w:rPr>
+              <w:t xml:space="preserve">此类判断需要专家级人工评估，并可能依赖具体公司的评价标准。</w:t>
+            </w:r>
+          </w:p>
+        </w:tc>
+      </w:tr>
+      <w:tr>
+        <w:tc>
+          <w:tcPr/>
+          <w:p>
+            <w:pPr>
+              <w:pStyle w:val="Compact"/>
+            </w:pPr>
+            <w:r>
+              <w:rPr>
+                <w:b/>
+                <w:bCs/>
+              </w:rPr>
+              <w:t xml:space="preserve">Cannot / </w:t>
+            </w:r>
+            <w:r>
+              <w:rPr>
+                <w:rFonts w:hint="eastAsia"/>
+                <w:b/>
+                <w:bCs/>
+              </w:rPr>
+              <w:t xml:space="preserve">不能做</w:t>
+            </w:r>
+          </w:p>
+        </w:tc>
+        <w:tc>
+          <w:tcPr/>
+          <w:p>
+            <w:pPr>
+              <w:pStyle w:val="Compact"/>
+            </w:pPr>
+            <w:r>
+              <w:t xml:space="preserve">The system cannot replace real interviewer judgement or</w:t>
+            </w:r>
+            <w:r>
+              <w:t xml:space="preserve"> </w:t>
+            </w:r>
+            <w:r>
+              <w:rPr>
+                <w:b/>
+                <w:bCs/>
+              </w:rPr>
+              <w:t xml:space="preserve">guarantee interview outcomes</w:t>
+            </w:r>
+            <w:r>
+              <w:t xml:space="preserve">.</w:t>
+            </w:r>
+            <w:r>
+              <w:rPr>
+                <w:rFonts w:hint="eastAsia"/>
+              </w:rPr>
+              <w:t xml:space="preserve">系统不能替代真实面试官的判断，也不能</w:t>
+            </w:r>
+            <w:r>
+              <w:rPr>
+                <w:rFonts w:hint="eastAsia"/>
+                <w:b/>
+                <w:bCs/>
+              </w:rPr>
+              <w:t xml:space="preserve">保证面试结果</w:t>
+            </w:r>
+            <w:r>
+              <w:t xml:space="preserve">。</w:t>
+            </w:r>
+          </w:p>
+        </w:tc>
+        <w:tc>
+          <w:tcPr/>
+          <w:p>
+            <w:pPr>
+              <w:pStyle w:val="Compact"/>
+            </w:pPr>
+            <w:r>
+              <w:t xml:space="preserve">D1 defines the AI as a support tool for preparation, not as the final decision-maker.</w:t>
+            </w:r>
+            <w:r>
+              <w:t xml:space="preserve">D1 </w:t>
+            </w:r>
+            <w:r>
+              <w:rPr>
+                <w:rFonts w:hint="eastAsia"/>
+              </w:rPr>
+              <w:t xml:space="preserve">将</w:t>
+            </w:r>
+            <w:r>
+              <w:t xml:space="preserve"> AI </w:t>
+            </w:r>
+            <w:r>
+              <w:rPr>
+                <w:rFonts w:hint="eastAsia"/>
+              </w:rPr>
+              <w:t xml:space="preserve">定义为面试准备的辅助工具，而不是最终决策者。</w:t>
+            </w:r>
+          </w:p>
+        </w:tc>
+      </w:tr>
+      <w:tr>
+        <w:tc>
+          <w:tcPr/>
+          <w:p>
+            <w:pPr>
+              <w:pStyle w:val="Compact"/>
+            </w:pPr>
+            <w:r>
+              <w:rPr>
+                <w:b/>
+                <w:bCs/>
+              </w:rPr>
+              <w:t xml:space="preserve">Limited / </w:t>
+            </w:r>
+            <w:r>
+              <w:rPr>
+                <w:rFonts w:hint="eastAsia"/>
+                <w:b/>
+                <w:bCs/>
+              </w:rPr>
+              <w:t xml:space="preserve">受限</w:t>
+            </w:r>
+          </w:p>
+        </w:tc>
+        <w:tc>
+          <w:tcPr/>
+          <w:p>
+            <w:pPr>
+              <w:pStyle w:val="Compact"/>
+            </w:pPr>
+            <w:r>
+              <w:t xml:space="preserve">Voice and speech-analysis accuracy depends on</w:t>
+            </w:r>
+            <w:r>
+              <w:t xml:space="preserve"> </w:t>
+            </w:r>
+            <w:r>
+              <w:rPr>
+                <w:b/>
+                <w:bCs/>
+              </w:rPr>
+              <w:t xml:space="preserve">audio quality</w:t>
+            </w:r>
+            <w:r>
+              <w:t xml:space="preserve">, accent, noise, and recording conditions.</w:t>
+            </w:r>
+            <w:r>
+              <w:rPr>
+                <w:rFonts w:hint="eastAsia"/>
+              </w:rPr>
+              <w:t xml:space="preserve">语音与口语分析的准确性会受到</w:t>
+            </w:r>
+            <w:r>
+              <w:rPr>
+                <w:rFonts w:hint="eastAsia"/>
+                <w:b/>
+                <w:bCs/>
+              </w:rPr>
+              <w:t xml:space="preserve">音频质量</w:t>
+            </w:r>
+            <w:r>
+              <w:rPr>
+                <w:rFonts w:hint="eastAsia"/>
+              </w:rPr>
+              <w:t xml:space="preserve">、口音、噪音和录制条件影响。</w:t>
+            </w:r>
+          </w:p>
+        </w:tc>
+        <w:tc>
+          <w:tcPr/>
+          <w:p>
+            <w:pPr>
+              <w:pStyle w:val="Compact"/>
+            </w:pPr>
+            <w:r>
+              <w:t xml:space="preserve">This limitation explains why the interface provides low-confidence warnings and fallback text input.</w:t>
+            </w:r>
+            <w:r>
+              <w:rPr>
+                <w:rFonts w:hint="eastAsia"/>
+              </w:rPr>
+              <w:t xml:space="preserve">该限制解释了为什么界面需要提供低置信度提示和文本输入兜底方案。</w:t>
+            </w:r>
+          </w:p>
+        </w:tc>
+      </w:tr>
+    </w:tbl>
     <w:p>
       <w:r>
         <w:pict>
@@ -3816,7 +4483,8 @@
       </w:r>
     </w:p>
     <w:bookmarkEnd w:id="51"/>
-    <w:bookmarkStart w:id="52" w:name="X0603778b83b4439de047fdabd6fb35c7aacff43"/>
+    <w:bookmarkEnd w:id="52"/>
+    <w:bookmarkStart w:id="53" w:name="X0603778b83b4439de047fdabd6fb35c7aacff43"/>
     <w:p>
       <w:pPr>
         <w:pStyle w:val="Heading2"/>
@@ -3967,8 +4635,8 @@
         </w:pict>
       </w:r>
     </w:p>
-    <w:bookmarkEnd w:id="52"/>
-    <w:bookmarkStart w:id="53" w:name="list-of-figures"/>
+    <w:bookmarkEnd w:id="53"/>
+    <w:bookmarkStart w:id="54" w:name="list-of-figures"/>
     <w:p>
       <w:pPr>
         <w:pStyle w:val="Heading2"/>
@@ -4191,8 +4859,8 @@
         </w:pict>
       </w:r>
     </w:p>
-    <w:bookmarkEnd w:id="53"/>
-    <w:bookmarkStart w:id="54" w:name="conclusion"/>
+    <w:bookmarkEnd w:id="54"/>
+    <w:bookmarkStart w:id="55" w:name="conclusion"/>
     <w:p>
       <w:pPr>
         <w:pStyle w:val="Heading2"/>
@@ -4384,8 +5052,8 @@
         </w:pict>
       </w:r>
     </w:p>
-    <w:bookmarkEnd w:id="54"/>
-    <w:bookmarkStart w:id="55" w:name="references"/>
+    <w:bookmarkEnd w:id="55"/>
+    <w:bookmarkStart w:id="56" w:name="references"/>
     <w:p>
       <w:pPr>
         <w:pStyle w:val="Heading2"/>
@@ -4520,8 +5188,8 @@
         <w:t xml:space="preserve">End of Deliverable 2.</w:t>
       </w:r>
     </w:p>
-    <w:bookmarkEnd w:id="55"/>
     <w:bookmarkEnd w:id="56"/>
+    <w:bookmarkEnd w:id="57"/>
     <w:sectPr>
       <w:footnotePr>
         <w:numRestart w:val="eachSect"/>
